--- a/contenu/journal-yunma-fr.docx
+++ b/contenu/journal-yunma-fr.docx
@@ -20,7 +20,7 @@
           <w:iCs/>
           <w:color w:val="666660"/>
         </w:rPr>
-        <w:t xml:space="preserve">Document généré le 03/09/2026 à partir du site. Modifiez les textes sous les codes entre crochets, sans toucher aux codes eux-mêmes.</w:t>
+        <w:t xml:space="preserve">Document généré le 15/09/2026 à partir du site. Modifiez les textes sous les codes entre crochets, sans toucher aux codes eux-mêmes.</w:t>
       </w:r>
     </w:p>
     <w:p>
@@ -227,7 +227,7 @@
           <w:sz w:val="22"/>
           <w:szCs w:val="22"/>
         </w:rPr>
-        <w:t xml:space="preserve">Trois semaines dans les montagnes de Baoshan, au cœur de la récolte : cueillette, fermentations, séchage et cupping à la ferme de Gaosheng, notre partenaire à Baoshan.</w:t>
+        <w:t xml:space="preserve">Trois semaines dans les montagnes de Baoshan, au cœur de la récolte : cueillette, fermentations, séchage et cupping à la ferme de Gaosheng.</w:t>
       </w:r>
     </w:p>
     <w:p>
